--- a/example_articles/states/Hawaii/1.states_Hawaii_New_York_Times.docx
+++ b/example_articles/states/Hawaii/1.states_Hawaii_New_York_Times.docx
@@ -29,17 +29,17 @@
     </w:p>
     <w:p>
       <w:r>
-        <w:t>Source File: NYT/48.DOCX</w:t>
+        <w:t>Source file: NYT/48.DOCX</w:t>
       </w:r>
     </w:p>
     <w:p>
       <w:r>
-        <w:t>Raw locations result: ['Hawaii']</w:t>
+        <w:t>Raw locations result, 'locations': ['Hawaii']</w:t>
       </w:r>
     </w:p>
     <w:p>
       <w:r>
-        <w:t>states_stand_flat (Standardized): Hawaii</w:t>
+        <w:t>Standardized locations result, 'states_stand_flat': Hawaii</w:t>
       </w:r>
     </w:p>
     <w:p>

--- a/example_articles/states/Hawaii/1.states_Hawaii_New_York_Times.docx
+++ b/example_articles/states/Hawaii/1.states_Hawaii_New_York_Times.docx
@@ -9,7 +9,7 @@
       <w:r>
         <w:t>THE 1990 CAMPAIGN;</w:t>
         <w:br/>
-        <w:t>Fierce Fight for Illinois Seat Pits Old Against New</w:t>
+        <w:t>Hawaii Race Tests Democratic Hold - Correction Appended</w:t>
       </w:r>
     </w:p>
     <w:p>
@@ -19,17 +19,17 @@
     </w:p>
     <w:p>
       <w:r>
-        <w:t>Date: 1990-11-01</w:t>
+        <w:t>Date: 1990-11-23</w:t>
       </w:r>
     </w:p>
     <w:p>
       <w:r>
-        <w:t>Section: Section D;; Section D; Page 23; Column 1; National Desk; Column 1;</w:t>
+        <w:t>Section: Section D;; Section D; Page 22; Column 1; National Desk; Column 1;</w:t>
       </w:r>
     </w:p>
     <w:p>
       <w:r>
-        <w:t>Source file: NYT/48.DOCX</w:t>
+        <w:t>Source file: NYT/50.DOCX</w:t>
       </w:r>
     </w:p>
     <w:p>
@@ -51,59 +51,112 @@
     </w:p>
     <w:p>
       <w:r>
-        <w:t>Walter Dudycz is a classic insurgent: an angry, underfinanced candidate, the son of immigrant parents, bursting with intermingled idealism and naivete, waging a door-to-door campaign backed by a volunteer organization.</w:t>
+        <w:t>Two former schoolteachers are in a tight but polite race to represent Hawaii in the United States Senate, and the results may teach something of a lesson about the future of the politically remote and inbred but fast-changing island state.</w:t>
         <w:br/>
-        <w:t>The surprise is that he is a Republican, "the kind of candidate we almost never get," says Edward J. Rollins, co-chairman of the National Republican Congressional Committee, who helped to recruit Mr. Dudycz and considers him one of the party's three best prospects for defeating a Democratic incumbent in the House of Representatives in next week's midterm elections.</w:t>
+        <w:t>From the lush rain forests of the Big Island of Hawaii to the ranches of Niihau 350 miles west across the South Pacific, the biggest political question of the year is whether Representative Patricia Saiki, a popular moderate Republican from Honolulu, can break years of Democratic control of Hawaii politics and beat an equally popular Democrat, Senator Daniel K. Akaka, a Congressman appointed to the Senate last spring when Senator Spark M. Matsunaga died.</w:t>
         <w:br/>
-        <w:t>Frank Annunzio, the 13-term incumbent in question, is 75 years old. A onetime union official, he came up through the ranks of the formidable Democratic organization built by Richard J. Daley, and he has had only one real election fight in his career, created by redistricting in 1972.</w:t>
-        <w:br/>
-        <w:t>The surprise is that he has mounted a tough, energetic bid for re-election, backed by slick direct-mail pieces and hard-hitting radio commercials put together by a team of experienced media advisers young enough to be his children. Mr. Annunzio has never been led in the private polls taken by both campaigns.</w:t>
-        <w:br/>
-        <w:t>The campaign first drew national attention because of the turbulence in the savings and loan business, to which Mr. Annunzio has long had close connections.</w:t>
-        <w:br/>
-        <w:t>But it has developed into a no-holds-barred clash between the old and the new, a competition for the allegiance of precisely those sorts of culturally conservative, economically more liberal voters whom Ronald Reagan attracted in the 1980's and whom the Republicans have to hold in the 1990's if they are to make any progress toward ending their minority status on Capitol Hill.</w:t>
-        <w:br/>
-        <w:t>The battleground is the 11th Congressional District of Illinois, perhaps the most polyglot in the nation, which includes most of the far North Side of Chicago and a few suburbs near O'Hare Airport. On a single block of Lincoln Avenue, one of the district's main arteries, there are shops owned by Italian- , German- , Greek- , Korean- , Filipino- , Guatemalan- and Polish-Americans. The tidy side streets are lined with modest brick bungalows and low-rise apartment buildings.</w:t>
-        <w:br/>
-        <w:t>Usually Democratic in local politics, the district has voted five successive times for the Republican candidate in Presidential contests.</w:t>
-        <w:br/>
-        <w:t>Mr. Dudycz (pronounced DO-ditch), whose family came to the United States from the Ukraine after World War II, is a former Chicago policeman who now serves in the State Senate. He has built his career on resistance to taxes, and he drew wide attention last year when he barged into a student exhibit at the Art Institute of Chicago to pick up an American flag that had been spread on the ground.</w:t>
+        <w:t>A victory for Ms. Saiki, the only Republican ever elected to the House of Representatives from Hawaii, would underscore the growing political influence of Caucasians, many of them retirees who have migrated from the mainland, who now account for a third of the Hawaii vote. Ms. Saiki offers a lively brand of compassionate Republicanism that appeals to them. And, as a Japanese-American woman, she has also made deep inroads into the traditionally Democratic "A.J.A.," local shorthand for Americans of Japanese ancestry, about 30 percent of the vote, and women.</w:t>
         <w:br/>
         <w:t xml:space="preserve"> </w:t>
         <w:br/>
-        <w:t>Failure to Sound Alarm</w:t>
+        <w:t>'Very Close Race'</w:t>
         <w:br/>
-        <w:t xml:space="preserve"> He has pounded away at Mr. Annunzio for having accepted campaign contributions from Charles H. Keating Jr. and other savings-and-loan executives. He has tried to make an issue of the fact that two of Mr. Annunzio's sons-in-law, including Kevin Tynan, his campaign manager, worked for the United States League of Savings Institutions. And he has argued that Mr. Annunzio, chairman of the House Banking Subcommittee on Financial Institutions Supervision, failed to sound the alarm in time about the emerging savings-and-loan debacle.</w:t>
+        <w:t xml:space="preserve"> But Senator Akaka is no pushover, with his deep roots in the Democratic machine that has long dominated Hawaii politics and with his strong backing from labor unions and native Hawaiians. His strongholds include the non-urban parts of Oahu, the island that includes Honolulu, and all the rest of the state, the so-called Neighbor Islands of Maui, Kauai, Molokai, Lanai and Hawaii.</w:t>
         <w:br/>
-        <w:t>But the Congressman has fought back, explaining his long-term support for the industry as a service to working-class people who could buy houses only through savings and loan centers. He insists he always opposed deregulation, which opened the way to financial abuses, and he has led the attack on the role of Neil Bush, the President's son, in the collapse of the Silverado Banking, Savings and Loan Association in Colorado.</w:t>
+        <w:t>Until recently, Ms. Saiki appeared to be headed for victory, but the budget turmoil in Washington seems to have hurt her along with many other Republicans. "It's a very close race," said D. G. (Andy) Anderson, chairman of the Republican Party of Hawaii. "We were riding high two weeks ago with an eight-point lead. That got eroded with the nonsense in Washington, and we fell back to a dead heat. About a week ago, we began to move up again."</w:t>
         <w:br/>
-        <w:t>Mr. Annunzio has criticized Mr. Dudycz as a "double dipper," collecting pay for a part-time Cook County patronage job on days when records show that he was in the State Legislature in Springfield. The Republican says the records are faulty.</w:t>
+        <w:t>The latest public opinion poll, taken early last week for KGMB-TV News in Honolulu, put the race at 45 percent for Ms. Saiki, 43 percent for Mr. Akaka. The poll, of 1,200 voters, had a margin of sampling error of three percentage points.</w:t>
         <w:br/>
-        <w:t>But what Mr. Annunzio has really been selling, at ward picnics and labor rallies, is the politics of the New Deal and the Fair Deal and the politics of constituent service.</w:t>
-        <w:br/>
-        <w:t>"I'm going to win because I've been here 25 years, answering the letters, helping with problems, looking after senior citizens and consumers and working people," he said the other night at a 41st Ward rally straight out of 1960. It was held in a Polish-American club plastered with placards bearing the ethnic names of Democratic stalwarts, with a searchlight piercing the sky outside and a banjo trio inside playing "Happy Days Are Here Again."</w:t>
+        <w:t>Two-thirds of the 11 percent undecided were either Caucasian or A.J.A., which was widely taken as good news for the Republican, who was also hoping for a boost from President Bush's visit to Honolulu last weekend.</w:t>
         <w:br/>
         <w:t xml:space="preserve"> </w:t>
         <w:br/>
-        <w:t>'Lies and Terror Tactics'</w:t>
+        <w:t>Candidates Were Away</w:t>
         <w:br/>
-        <w:t xml:space="preserve"> Introducing the candidate, Alderman Roman Pucinski, a silver-haired survivor of the old Daley days, told the crowd, "The people of Chicago resent the kind of lies and terror tactics used against Frank Annunzio."</w:t>
+        <w:t xml:space="preserve"> "There are great demographic changes in Hawaii," said Senator Akaka's campaign manager, Kam Kuwata. "We cannot assume how the new voters will go. The A.J.A. has been the base of the Democratic vote. Both campaigns are figuring out how to get to those voters. The election comes down to a call to arms for Democrats."</w:t>
         <w:br/>
-        <w:t>Sometimes, Mr. Annunzio sounded dated, citing the Wagner Act, the Tennessee Valley Authority and the Boulder Dam -- all products of the 1930's -- as the kinds of things the Democratic Party did to help ordinary citizens. But sometimes he roused people to cheers, as when he defended his political heritage as a Chicago regular.</w:t>
+        <w:t>For all the interest in the race, it has been run largely without either of the candidates. Stuck 6,000 miles away in Washington to fight the budget wars, both finally returned to the state last weekend and began barnstorming.</w:t>
         <w:br/>
-        <w:t>"These Republicans say that we're a machine," he shouted. "What the hell do you think they are, a knitting society, a sewing circle?"</w:t>
+        <w:t>Issues aside, the race is so close that the outcome will probably turn on whether the Democratic grass-roots operation can turn out its vote, said Jack M. Seigle, a veteran political strategist who is helping Governor John Waihee 3d, a Democrat, in his re-election campaign.</w:t>
         <w:br/>
-        <w:t>Mr. Dudycz is hoping that the much-discussed backlash against incumbents will help him, and there is evidence of such feeling here. Mr. Tynan said he himself had been told several times, while out canvassing for his father-in-law, Mr. Annunzio: "Forget it. The hell with all the politicians."</w:t>
+        <w:t>"Unlike other Republicans, she does cut into the Democratic establishment," said Mr. Seigle, who nonetheless gives the race to Mr. Akaka "by a whisker."</w:t>
         <w:br/>
         <w:t xml:space="preserve"> </w:t>
         <w:br/>
-        <w:t>'On the Wrong Track'</w:t>
+        <w:t>Addressing Island Bombing</w:t>
         <w:br/>
-        <w:t xml:space="preserve"> "Washington is on the wrong track," Mr. Dudycz said after a morning of hand-shaking in grocery stores and a small electrical-goods plant. "Frank Annunzio embodies everything wrong there -- an arrogant, long-serving, big-city politician put in and sustained by bosses. If I win, if we can do it in Chicago, it will encourage little guys across the country. If I lose, we send a message that money talks, no matter how tarnished the incumbent is."</w:t>
+        <w:t xml:space="preserve"> Both candidates agree on most of the gut Hawaiian issues, like ending the military bombing of the tiny volcanic island of Kahoolawe, off Maui. For years now, the Marines and even the Japanese and Australian air forces have used the uninhabited tropical island for target practice, regularly shattering nerves in Maui, less than five miles across the choppy Alalakeiki Channel, and providing Hawaii politicians with a sure-fire issue.</w:t>
         <w:br/>
-        <w:t>The 40-year-old Republican candidate, whom Mr. Annunzio dismisses as "the D-jerk," describes himself as "Joe Six-Pack, a guy who bites his nails, who wears cheap suits, whose wife hoses down the alley -- nothing special, just average, a guy who might be digging potatoes with a shovel in the Ukraine if his father had taken a left turn instead of a right turn."</w:t>
+        <w:t>Senator Akaka scored first about three weeks ago by writing into the military appropriations bill a measure that would return Kahoolawe to state control and establish a commission to oversee cleaning it up. The island and nearby waters are studded with unexploded bombs and missiles.</w:t>
         <w:br/>
-        <w:t>Mr. Dudycz will be outspent by about $600,000 to $300,000. He is clearly no match for Mr. Annunzio in detailed knowledge of issues. But he is convinced that the savings-and-loan scandal, plus the budget battle in Washington, which he calls "a sloppy attempt at a bipartisan rape of the American people," plus his own following in the district, will make him that rarity in American politics, a candidate who beats an incumbent Congressman.</w:t>
+        <w:t>Soon after, Ms. Saiki got a quick boost from President Bush, who ordered an immediate halt to the bombing and promised to set up a commission to study the island's eventual fate.</w:t>
+        <w:br/>
+        <w:t>The female vote, meanwhile, is uncertain. In an unusual split, the national office of the National Organization for Women endorsed Ms. Saiki, but the local Hawaii chapter endorsed Mr. Akaka.</w:t>
+        <w:br/>
+        <w:t>In her final television commercials and appearances, Ms. Saiki has tried to differentiate herself from Senator Akaka by stressing that she voted against the recent budget and tax legislation."My recent no vote on the tax bill has been a point of great interest among my constituents," she said in a telephone interview from her car while racing to Honolulu airport to catch a plane to Hilo Wednesday morning.</w:t>
+        <w:br/>
+        <w:t>"They feel very resentful about having their taxes increased," she said. "Our cost of living is 30 percent higher than the rest of the nation. People on fixed income feel the pinch." As the only Republican from Hawaii in Congress, she also stresses her "access" to the Republican Administration.</w:t>
+        <w:br/>
+        <w:t xml:space="preserve"> </w:t>
+        <w:br/>
+        <w:t>Emphasizing Ties to Liberals</w:t>
+        <w:br/>
+        <w:t xml:space="preserve"> For his part, Senator Akaka has been stressing his ties to the liberal Democratic establishment and support for working-class values.By voting for the budget bill, Mr. Akaka says, he was doing his job, biting the bullet and making the hard decisions needed to cut the deficit by increasing the tax burden on wealthier people.</w:t>
+        <w:br/>
+        <w:t>On campaign stops, he has criticized Ms. Saiki, saying she was putting off reckoning with that problem. Although Mr. Akaka could not be reached for comment, Mr. Kuwata, his campaign manager, said, "Saiki has not offered any program on how she would reduce the budget deficit."</w:t>
+        <w:br/>
+        <w:t>Ms. Saiki is strongest in urban Honolulu, and so is spending most of the remainder of the campaign touring the Neighbor Islands, the district Mr. Akaka used to represent in the House. Mr. Akaka is spending the bulk of his time in Hololulu, his weak spot.</w:t>
+        <w:br/>
+        <w:t>The Republican had far more cash on hand, $379,000, compared with Mr. Akaka's $166,000, as of Oct. 21. So the question is whether that cash can overcome the traditional deep-rooted pull of the Democratic Party on the voters of Hawaii and put a Republican in the Senate.</w:t>
+        <w:br/>
+        <w:t xml:space="preserve"> </w:t>
+        <w:br/>
+        <w:t>THE 1990 CAMPAIGN</w:t>
+        <w:br/>
+        <w:t xml:space="preserve"> </w:t>
+        <w:br/>
+        <w:t>Hawaii</w:t>
+        <w:br/>
+        <w:t xml:space="preserve"> </w:t>
+        <w:br/>
+        <w:t>SENATE RACE</w:t>
+        <w:br/>
+        <w:t xml:space="preserve"> </w:t>
+        <w:br/>
+        <w:t>Democrate: Daniel K. Akaka, 56</w:t>
+        <w:br/>
+        <w:t>Republican: Patricia Saiki, 60</w:t>
+        <w:br/>
+        <w:t xml:space="preserve"> </w:t>
+        <w:br/>
+        <w:t>ANALYSIS</w:t>
+        <w:br/>
+        <w:t xml:space="preserve"> </w:t>
+        <w:br/>
+        <w:t>Republicans have a good chance to elect one of their own in heavily Democratic Hawaii. Ms. Saiki, a moderate Republican appealing to Caucasian newcomers and the Japanese-American population, is running neck and neck with Mr. Akaka, a long-time Congressman with ties to the traditional democratic and union political apparatus. Some see this as a battle between the old and the new Hawaii.</w:t>
+        <w:br/>
+        <w:t xml:space="preserve"> </w:t>
+        <w:br/>
+        <w:t>REGISTERED VOTERS</w:t>
+        <w:br/>
+        <w:t xml:space="preserve"> </w:t>
+        <w:br/>
+        <w:t>Total voters: 453,389 (Hawaii does not register by party).</w:t>
+        <w:br/>
+        <w:t xml:space="preserve"> </w:t>
+        <w:br/>
+        <w:t>LATEST POLL RESULTS</w:t>
+        <w:br/>
+        <w:t xml:space="preserve"> </w:t>
+        <w:br/>
+        <w:t>A survey of 1,200 voters taken for KGMB-TV News put Ms. Saiki ahead, 45 percent to 43 percent for Mr. Akaka. The margin of error was plus or minus three percentage points.</w:t>
+        <w:br/>
+        <w:t>Correction</w:t>
+        <w:br/>
+        <w:br/>
+        <w:t>An article on Nov. 1 about the Senate campaign in Hawaii gave incomplete credit for a public opinion poll. The poll was sponsored by KGMB-TV and The Honolulu Star-Bulletin.</w:t>
+        <w:br/>
+        <w:t>Correction-Date: November 23, 1990, Thursday, Late Edition - Final</w:t>
         <w:br/>
         <w:br/>
         <w:t>Graphic</w:t>
@@ -111,7 +164,7 @@
         <w:br/>
         <w:t xml:space="preserve"> </w:t>
         <w:br/>
-        <w:t>Photo: Representative Frank Annunzio, a 13-term incumbent, is facing one of the few tough election challenges of his career in Chicago's 11th Congressional District. (The New York Times)</w:t>
+        <w:t>Photos: Representative Patricia Saiki, a Republican candidate for Senate in Hawaii, campaigning in Honolulu.; Senator Daniel K. Akaka, Democratic incumbent, speaking to supporters at his Honolulu campaign headquarters after a trip to Washington. (Photographs by Associated Press for The New York Times)</w:t>
       </w:r>
     </w:p>
     <w:sectPr>

--- a/example_articles/states/Hawaii/1.states_Hawaii_New_York_Times.docx
+++ b/example_articles/states/Hawaii/1.states_Hawaii_New_York_Times.docx
@@ -7,9 +7,9 @@
         <w:pStyle w:val="Heading1"/>
       </w:pPr>
       <w:r>
-        <w:t>THE 1990 CAMPAIGN;</w:t>
+        <w:t>FILM REVIEW;</w:t>
         <w:br/>
-        <w:t>Hawaii Race Tests Democratic Hold - Correction Appended</w:t>
+        <w:t>Underdogs Don't Melt Under the Desert Sun</w:t>
       </w:r>
     </w:p>
     <w:p>
@@ -19,17 +19,17 @@
     </w:p>
     <w:p>
       <w:r>
-        <w:t>Date: 1990-11-23</w:t>
+        <w:t>Date: 1996-03-22</w:t>
       </w:r>
     </w:p>
     <w:p>
       <w:r>
-        <w:t>Section: Section D;; Section D; Page 22; Column 1; National Desk; Column 1;</w:t>
+        <w:t>Section: Section C; ; Section C;  Page 12;  Column 1;  Weekend Desk ; Column 1; ; Review</w:t>
       </w:r>
     </w:p>
     <w:p>
       <w:r>
-        <w:t>Source file: NYT/50.DOCX</w:t>
+        <w:t>Source file: NYT/32.DOCX</w:t>
       </w:r>
     </w:p>
     <w:p>
@@ -51,112 +51,23 @@
     </w:p>
     <w:p>
       <w:r>
-        <w:t>Two former schoolteachers are in a tight but polite race to represent Hawaii in the United States Senate, and the results may teach something of a lesson about the future of the politically remote and inbred but fast-changing island state.</w:t>
+        <w:t>Hollywood films about teen-age competition are so desperate to convey the vicarious thrill of winning despite impossible odds that when one comes along that doesn't slavishly recycle every cliche of the genre, each refusal to conform is a little breath of fresh air. "Race the Sun" may belong to the cookie-cutter school of "Rocky"-style movies with a "teen beat." But its hapless high school losers who gain self-esteem by finishing a grueling 2,000-mile car race through the Australian desert are recognizable enough so that one doesn't feel like a manipulated fool rooting for them.</w:t>
         <w:br/>
-        <w:t>From the lush rain forests of the Big Island of Hawaii to the ranches of Niihau 350 miles west across the South Pacific, the biggest political question of the year is whether Representative Patricia Saiki, a popular moderate Republican from Honolulu, can break years of Democratic control of Hawaii politics and beat an equally popular Democrat, Senator Daniel K. Akaka, a Congressman appointed to the Senate last spring when Senator Spark M. Matsunaga died.</w:t>
+        <w:t>These sympathetic underdogs are a bunch of sullen working-class teen-agers of mixed ethnic background who attend Kona Pali High School in Hawaii. Derisively nicknamed "lolos" by their more well-heeled peers, they seem headed nowhere until Sandra Beecher (Halle Berry), a spunky new science teacher, arrives at the school.</w:t>
         <w:br/>
-        <w:t>A victory for Ms. Saiki, the only Republican ever elected to the House of Representatives from Hawaii, would underscore the growing political influence of Caucasians, many of them retirees who have migrated from the mainland, who now account for a third of the Hawaii vote. Ms. Saiki offers a lively brand of compassionate Republicanism that appeals to them. And, as a Japanese-American woman, she has also made deep inroads into the traditionally Democratic "A.J.A.," local shorthand for Americans of Japanese ancestry, about 30 percent of the vote, and women.</w:t>
+        <w:t>Encouraged by Sandra, eight students pool their skills to design and build a solar-powered car as their group science project. When their rickety homemade vehicle, the Cockroach, wins a local competition, they go to Australia to compete in an international race.</w:t>
+        <w:br/>
+        <w:t>Because the movie, directed by Charles T. Kanganis from a screenplay by Barry Morrow, is roughly based on a true story, its details don't have an overly familiar ring. It helps that the solar-powered vehicles shown puttering through the blazing Australian desert are neither speedy nor glamorous. The movie doesn't waste time admiring the technology at the expense of human drama, of which there is plenty, none of it overblown.</w:t>
+        <w:br/>
+        <w:t>Daniel Webster (Casey Affleck), the team's captain and the designer of the Cockroach, is a dreamy-eyed amateur draftsman who has an edgy relationship with his stepsister Cindy (Eliza Dushku), an emotionally wounded child of divorce with a potential drinking problem. Also along on the trip are Eduardo (Anthony Ruivivar), a macho hothead; Gilbert (J. Moki Cho), an overweight computer nerd, and Uni (Sara Tanaka), a diminutive math student who pilots the Cockroach over some of the most challenging terrain.</w:t>
+        <w:br/>
+        <w:t>During the 2,000-mile trek, the Cockroach weathers one obstacle after another, including a freak dust storm, a fire, illness and temperatures of more than 115 degrees. Another adversary is the American corporate sponsor (Kevin Tighe), a mean-spirited go-getter who is so embarrassed by the Hawaiian team he tries to get them disqualified.</w:t>
+        <w:br/>
+        <w:t>Tagging along as a chaperone is Frank Machi (James Belushi), the school's cynical shop teacher, who belatedly learns to believe in his students. Frank and Sandra are both divorced and unattached. In a refreshing touch, the two don't end up in a clinch.</w:t>
         <w:br/>
         <w:t xml:space="preserve"> </w:t>
         <w:br/>
-        <w:t>'Very Close Race'</w:t>
-        <w:br/>
-        <w:t xml:space="preserve"> But Senator Akaka is no pushover, with his deep roots in the Democratic machine that has long dominated Hawaii politics and with his strong backing from labor unions and native Hawaiians. His strongholds include the non-urban parts of Oahu, the island that includes Honolulu, and all the rest of the state, the so-called Neighbor Islands of Maui, Kauai, Molokai, Lanai and Hawaii.</w:t>
-        <w:br/>
-        <w:t>Until recently, Ms. Saiki appeared to be headed for victory, but the budget turmoil in Washington seems to have hurt her along with many other Republicans. "It's a very close race," said D. G. (Andy) Anderson, chairman of the Republican Party of Hawaii. "We were riding high two weeks ago with an eight-point lead. That got eroded with the nonsense in Washington, and we fell back to a dead heat. About a week ago, we began to move up again."</w:t>
-        <w:br/>
-        <w:t>The latest public opinion poll, taken early last week for KGMB-TV News in Honolulu, put the race at 45 percent for Ms. Saiki, 43 percent for Mr. Akaka. The poll, of 1,200 voters, had a margin of sampling error of three percentage points.</w:t>
-        <w:br/>
-        <w:t>Two-thirds of the 11 percent undecided were either Caucasian or A.J.A., which was widely taken as good news for the Republican, who was also hoping for a boost from President Bush's visit to Honolulu last weekend.</w:t>
-        <w:br/>
-        <w:t xml:space="preserve"> </w:t>
-        <w:br/>
-        <w:t>Candidates Were Away</w:t>
-        <w:br/>
-        <w:t xml:space="preserve"> "There are great demographic changes in Hawaii," said Senator Akaka's campaign manager, Kam Kuwata. "We cannot assume how the new voters will go. The A.J.A. has been the base of the Democratic vote. Both campaigns are figuring out how to get to those voters. The election comes down to a call to arms for Democrats."</w:t>
-        <w:br/>
-        <w:t>For all the interest in the race, it has been run largely without either of the candidates. Stuck 6,000 miles away in Washington to fight the budget wars, both finally returned to the state last weekend and began barnstorming.</w:t>
-        <w:br/>
-        <w:t>Issues aside, the race is so close that the outcome will probably turn on whether the Democratic grass-roots operation can turn out its vote, said Jack M. Seigle, a veteran political strategist who is helping Governor John Waihee 3d, a Democrat, in his re-election campaign.</w:t>
-        <w:br/>
-        <w:t>"Unlike other Republicans, she does cut into the Democratic establishment," said Mr. Seigle, who nonetheless gives the race to Mr. Akaka "by a whisker."</w:t>
-        <w:br/>
-        <w:t xml:space="preserve"> </w:t>
-        <w:br/>
-        <w:t>Addressing Island Bombing</w:t>
-        <w:br/>
-        <w:t xml:space="preserve"> Both candidates agree on most of the gut Hawaiian issues, like ending the military bombing of the tiny volcanic island of Kahoolawe, off Maui. For years now, the Marines and even the Japanese and Australian air forces have used the uninhabited tropical island for target practice, regularly shattering nerves in Maui, less than five miles across the choppy Alalakeiki Channel, and providing Hawaii politicians with a sure-fire issue.</w:t>
-        <w:br/>
-        <w:t>Senator Akaka scored first about three weeks ago by writing into the military appropriations bill a measure that would return Kahoolawe to state control and establish a commission to oversee cleaning it up. The island and nearby waters are studded with unexploded bombs and missiles.</w:t>
-        <w:br/>
-        <w:t>Soon after, Ms. Saiki got a quick boost from President Bush, who ordered an immediate halt to the bombing and promised to set up a commission to study the island's eventual fate.</w:t>
-        <w:br/>
-        <w:t>The female vote, meanwhile, is uncertain. In an unusual split, the national office of the National Organization for Women endorsed Ms. Saiki, but the local Hawaii chapter endorsed Mr. Akaka.</w:t>
-        <w:br/>
-        <w:t>In her final television commercials and appearances, Ms. Saiki has tried to differentiate herself from Senator Akaka by stressing that she voted against the recent budget and tax legislation."My recent no vote on the tax bill has been a point of great interest among my constituents," she said in a telephone interview from her car while racing to Honolulu airport to catch a plane to Hilo Wednesday morning.</w:t>
-        <w:br/>
-        <w:t>"They feel very resentful about having their taxes increased," she said. "Our cost of living is 30 percent higher than the rest of the nation. People on fixed income feel the pinch." As the only Republican from Hawaii in Congress, she also stresses her "access" to the Republican Administration.</w:t>
-        <w:br/>
-        <w:t xml:space="preserve"> </w:t>
-        <w:br/>
-        <w:t>Emphasizing Ties to Liberals</w:t>
-        <w:br/>
-        <w:t xml:space="preserve"> For his part, Senator Akaka has been stressing his ties to the liberal Democratic establishment and support for working-class values.By voting for the budget bill, Mr. Akaka says, he was doing his job, biting the bullet and making the hard decisions needed to cut the deficit by increasing the tax burden on wealthier people.</w:t>
-        <w:br/>
-        <w:t>On campaign stops, he has criticized Ms. Saiki, saying she was putting off reckoning with that problem. Although Mr. Akaka could not be reached for comment, Mr. Kuwata, his campaign manager, said, "Saiki has not offered any program on how she would reduce the budget deficit."</w:t>
-        <w:br/>
-        <w:t>Ms. Saiki is strongest in urban Honolulu, and so is spending most of the remainder of the campaign touring the Neighbor Islands, the district Mr. Akaka used to represent in the House. Mr. Akaka is spending the bulk of his time in Hololulu, his weak spot.</w:t>
-        <w:br/>
-        <w:t>The Republican had far more cash on hand, $379,000, compared with Mr. Akaka's $166,000, as of Oct. 21. So the question is whether that cash can overcome the traditional deep-rooted pull of the Democratic Party on the voters of Hawaii and put a Republican in the Senate.</w:t>
-        <w:br/>
-        <w:t xml:space="preserve"> </w:t>
-        <w:br/>
-        <w:t>THE 1990 CAMPAIGN</w:t>
-        <w:br/>
-        <w:t xml:space="preserve"> </w:t>
-        <w:br/>
-        <w:t>Hawaii</w:t>
-        <w:br/>
-        <w:t xml:space="preserve"> </w:t>
-        <w:br/>
-        <w:t>SENATE RACE</w:t>
-        <w:br/>
-        <w:t xml:space="preserve"> </w:t>
-        <w:br/>
-        <w:t>Democrate: Daniel K. Akaka, 56</w:t>
-        <w:br/>
-        <w:t>Republican: Patricia Saiki, 60</w:t>
-        <w:br/>
-        <w:t xml:space="preserve"> </w:t>
-        <w:br/>
-        <w:t>ANALYSIS</w:t>
-        <w:br/>
-        <w:t xml:space="preserve"> </w:t>
-        <w:br/>
-        <w:t>Republicans have a good chance to elect one of their own in heavily Democratic Hawaii. Ms. Saiki, a moderate Republican appealing to Caucasian newcomers and the Japanese-American population, is running neck and neck with Mr. Akaka, a long-time Congressman with ties to the traditional democratic and union political apparatus. Some see this as a battle between the old and the new Hawaii.</w:t>
-        <w:br/>
-        <w:t xml:space="preserve"> </w:t>
-        <w:br/>
-        <w:t>REGISTERED VOTERS</w:t>
-        <w:br/>
-        <w:t xml:space="preserve"> </w:t>
-        <w:br/>
-        <w:t>Total voters: 453,389 (Hawaii does not register by party).</w:t>
-        <w:br/>
-        <w:t xml:space="preserve"> </w:t>
-        <w:br/>
-        <w:t>LATEST POLL RESULTS</w:t>
-        <w:br/>
-        <w:t xml:space="preserve"> </w:t>
-        <w:br/>
-        <w:t>A survey of 1,200 voters taken for KGMB-TV News put Ms. Saiki ahead, 45 percent to 43 percent for Mr. Akaka. The margin of error was plus or minus three percentage points.</w:t>
-        <w:br/>
-        <w:t>Correction</w:t>
-        <w:br/>
-        <w:br/>
-        <w:t>An article on Nov. 1 about the Senate campaign in Hawaii gave incomplete credit for a public opinion poll. The poll was sponsored by KGMB-TV and The Honolulu Star-Bulletin.</w:t>
-        <w:br/>
-        <w:t>Correction-Date: November 23, 1990, Thursday, Late Edition - Final</w:t>
+        <w:t>"Race the Sun" is rated PG (Parental guidance suggested). The dialogue includes some mild vulgarity.</w:t>
         <w:br/>
         <w:br/>
         <w:t>Graphic</w:t>
@@ -164,7 +75,7 @@
         <w:br/>
         <w:t xml:space="preserve"> </w:t>
         <w:br/>
-        <w:t>Photos: Representative Patricia Saiki, a Republican candidate for Senate in Hawaii, campaigning in Honolulu.; Senator Daniel K. Akaka, Democratic incumbent, speaking to supporters at his Honolulu campaign headquarters after a trip to Washington. (Photographs by Associated Press for The New York Times)</w:t>
+        <w:t>Photo: J. Moki Cho, at the wheel, and Dion Basco in "Race the Sun." (Jason Boland/TriStar Pictures)</w:t>
       </w:r>
     </w:p>
     <w:sectPr>

--- a/example_articles/states/Hawaii/1.states_Hawaii_New_York_Times.docx
+++ b/example_articles/states/Hawaii/1.states_Hawaii_New_York_Times.docx
@@ -7,9 +7,7 @@
         <w:pStyle w:val="Heading1"/>
       </w:pPr>
       <w:r>
-        <w:t>FILM REVIEW;</w:t>
-        <w:br/>
-        <w:t>Underdogs Don't Melt Under the Desert Sun</w:t>
+        <w:t>The Last Resort</w:t>
       </w:r>
     </w:p>
     <w:p>
@@ -19,17 +17,17 @@
     </w:p>
     <w:p>
       <w:r>
-        <w:t>Date: 1996-03-22</w:t>
+        <w:t>Date: 2001-05-13</w:t>
       </w:r>
     </w:p>
     <w:p>
       <w:r>
-        <w:t>Section: Section C; ; Section C;  Page 12;  Column 1;  Weekend Desk ; Column 1; ; Review</w:t>
+        <w:t>Section: Section 7; Column 1; Book Review Desk; Pg. 11</w:t>
       </w:r>
     </w:p>
     <w:p>
       <w:r>
-        <w:t>Source file: NYT/32.DOCX</w:t>
+        <w:t>Source file: NYT/48.DOCX</w:t>
       </w:r>
     </w:p>
     <w:p>
@@ -51,23 +49,50 @@
     </w:p>
     <w:p>
       <w:r>
-        <w:t>Hollywood films about teen-age competition are so desperate to convey the vicarious thrill of winning despite impossible odds that when one comes along that doesn't slavishly recycle every cliche of the genre, each refusal to conform is a little breath of fresh air. "Race the Sun" may belong to the cookie-cutter school of "Rocky"-style movies with a "teen beat." But its hapless high school losers who gain self-esteem by finishing a grueling 2,000-mile car race through the Australian desert are recognizable enough so that one doesn't feel like a manipulated fool rooting for them.</w:t>
+        <w:t>HOTEL HONOLULU</w:t>
         <w:br/>
-        <w:t>These sympathetic underdogs are a bunch of sullen working-class teen-agers of mixed ethnic background who attend Kona Pali High School in Hawaii. Derisively nicknamed "lolos" by their more well-heeled peers, they seem headed nowhere until Sandra Beecher (Halle Berry), a spunky new science teacher, arrives at the school.</w:t>
+        <w:t>By Paul Theroux.</w:t>
         <w:br/>
-        <w:t>Encouraged by Sandra, eight students pool their skills to design and build a solar-powered car as their group science project. When their rickety homemade vehicle, the Cockroach, wins a local competition, they go to Australia to compete in an international race.</w:t>
+        <w:t>424 pp. Boston:</w:t>
         <w:br/>
-        <w:t>Because the movie, directed by Charles T. Kanganis from a screenplay by Barry Morrow, is roughly based on a true story, its details don't have an overly familiar ring. It helps that the solar-powered vehicles shown puttering through the blazing Australian desert are neither speedy nor glamorous. The movie doesn't waste time admiring the technology at the expense of human drama, of which there is plenty, none of it overblown.</w:t>
+        <w:t>Houghton Mifflin Company. $26.</w:t>
         <w:br/>
-        <w:t>Daniel Webster (Casey Affleck), the team's captain and the designer of the Cockroach, is a dreamy-eyed amateur draftsman who has an edgy relationship with his stepsister Cindy (Eliza Dushku), an emotionally wounded child of divorce with a potential drinking problem. Also along on the trip are Eduardo (Anthony Ruivivar), a macho hothead; Gilbert (J. Moki Cho), an overweight computer nerd, and Uni (Sara Tanaka), a diminutive math student who pilots the Cockroach over some of the most challenging terrain.</w:t>
+        <w:t xml:space="preserve"> BORN and bred in, and very likely bored by, the working-class town of Medford, Mass. -- not five miles from where I write this review -- Paul Theroux made an early flight into an apparent exoticism. But if there's a paradox at the heart of his impressively prolific career (24 works of fiction and 13 of nonfiction in three and a half decades), it's that, deep down, his vision succeeds in shredding away the bright plumage of locale and custom to reveal a human nature almost frighteningly familiar in its rapacious self-seeking. A writer wouldn't have to leave Medford to discover this, but Theroux did -- and it has made all the difference.</w:t>
         <w:br/>
-        <w:t>During the 2,000-mile trek, the Cockroach weathers one obstacle after another, including a freak dust storm, a fire, illness and temperatures of more than 115 degrees. Another adversary is the American corporate sponsor (Kevin Tighe), a mean-spirited go-getter who is so embarrassed by the Hawaiian team he tries to get them disqualified.</w:t>
+        <w:t>Theroux's first stop, in the early 1960's, was Africa. He went to Malawi with the Peace Corps and later taught English in Uganda, where he struck up</w:t>
         <w:br/>
-        <w:t>Tagging along as a chaperone is Frank Machi (James Belushi), the school's cynical shop teacher, who belatedly learns to believe in his students. Frank and Sandra are both divorced and unattached. In a refreshing touch, the two don't end up in a clinch.</w:t>
+        <w:t>a hugely formative friendship with V. S. Naipaul, that most dyspeptic of outsiders, a relationship Theroux chronicled with scathing frankness in his recent memoir, "Sir Vidia's Shadow."</w:t>
         <w:br/>
-        <w:t xml:space="preserve"> </w:t>
+        <w:t>Out of this African experience came three early novels -- Waldo" was the first -- setting a pattern in which travels and displacements were followed by literary echoes. Theroux's subsequent moves -- to Singapore, to England -- yielded novels like "Saint Jack," "The Black House" and "The Family Arsenal." His vivid trail of letters grew, embracing not just fiction but, after the immense success of his 1975 travelogue, "The Great Railway Bazaar," all manner of documentaries of place.</w:t>
         <w:br/>
-        <w:t>"Race the Sun" is rated PG (Parental guidance suggested). The dialogue includes some mild vulgarity.</w:t>
+        <w:t>Now entering his 60's, Theroux seems protean, inventing himself anew from book to book, trying on situations and approaches with an inventive ease that seems surprisingly free of the narrowing warps of obsession. If he is not quite as well known as his output would seem to warrant, that may be owing to this same penchant for shape-shifting. Readers have not known just where to put him.</w:t>
+        <w:br/>
+        <w:t>One emergent tendency, however, might provide some insight into the enterprise. In his 1989 novel, "My Secret History," Theroux first tried on the Rothian strategy of the "counterlife" narration, creating a protagonist who could be seen to live a life almost adjacent to the author's own: Theroux's life as experienced by someone else, or something similar. "My Other Life," his brilliant hybrid, published in 1996, used the same scheme -- and, arguably, the same life -- to create a high and satisfying tension. Following its first-person narrator from Africa to Singapore to England and on, it steered right down the dotted line that separates literal fact from literary reimagining, verifiable from psychological truth.</w:t>
+        <w:br/>
+        <w:t>"Hotel Honolulu," Theroux's new novel, deals with the theme of the near other in a different way. Inhabiting an alter ego with suspiciously familiar biographical markings, Theroux pulls certain of his previous procedures inside out. Instead of stalking the boards front and center, he all but absents himself, becoming a watchful background presence, gathering the stories of others. Where formerly he might have projected himself outward at the turbulent variety of things, now he remains very still. He sits, unblinking, while the world swims slowly past his gaze.</w:t>
+        <w:br/>
+        <w:t>Theroux's unnamed narrator is a writer in retreat -- from writing and from life. After a trajectory in many ways mapping the author's own, the man has landed in Honolulu, where he takes a job managing the Hotel Honolulu, a midlist establishment catering to a rather extraordinary diversity of visitors. He is 49. "I needed a rest from everything imaginary," he says, "and I felt that in settling in Hawaii, and not writing, I was returning to the world."</w:t>
+        <w:br/>
+        <w:t>The narrator's boss, an outsize profligate named Buddy Hamstra, gives him the free rein he needs and offers privileged glimpses into the myriad stories that unfold behind the doors on either side of the corridors. "Hotel Honolulu" is part "Decameron," part "Ship of Fools" and perhaps also part "Satyricon." For as the stories stream our way, twisted into arresting shapes by our all-but-concealed guide, we come to believe in a world ruled by the great lawless god Id. Whether large-scale or small, all is appetite and compulsion, passion and retribution, sorrow and compensation.</w:t>
+        <w:br/>
+        <w:t>The novel has no single overarching plot. It is, rather, an unscrolling human panorama in which we encounter characters like Eddie Alfanta, who celebrates special occasions with his wife by buying lovers for her. Or Benno Nevermann, the son of a local gossip columnist called Madam Ma, who finds his satisfaction in tracking down the formerly popular kids from his high school: "One of the most accomplished was also an alcoholic. One of the wealthiest, George Kunkle, had lost his fortune gambling. The pretty girls in high school had become plain and middle-aged. Nevermann charted their rise and fall. He collected pictures. In albums he created little histories. The detail in his work gave it depth, and it resembled natural history, as though Nevermann were describing the life cycle of a new species."</w:t>
+        <w:br/>
+        <w:t>But these are tame instances. As the novel progresses, we get more and more immersed in tragic passion and sexual fixation as well as more morbid pursuits. There is the story of Sister Anthony, raped as a girl by her father, who then coaches her to be strong in the face of her despair. "Be like a rat," he tells her. "A rat will do anything to stay alive." She is sent to a convent, where she mortifies her own flesh while secretly feeding a rat she keeps in a box under her bed. "But there was no end to a rat's hunger, and when it wanted more Sister Anthony extended her knuckles and let the rat gnaw them until they were raw. Then she folded her skinny bleeding hands and prayed."</w:t>
+        <w:br/>
+        <w:t>Theroux strings together dozens of these dark parables with practiced care. But while most of them are compelling (or hair-raising) on their own, their accumulation renders the novel increasingly amorphous. Variegated and complex ("like one of those beautiful broken bowls of koa wood: you could admire the beauty in the separate pieces"), Hawaii moves in and out of focus. Possibly as a corrective, Theroux begins to thrust the character of Buddy forward, immersing us in his travails.</w:t>
+        <w:br/>
+        <w:t>Buddy's face is his character: "It was puffy and piratical, too big from food, lopsided with booze, blotchy with broken veins and grog blossoms, leathery from too much sun. . . . He was old at 60, when I first met him. 'I'm not going to last forever,' he said, meaning he felt he had only a few more good years left."</w:t>
+        <w:br/>
+        <w:t>But Buddy intends to live out those years in the style to which he has accustomed himself. After his beloved wife, Stella, dies, after her memorial celebration (during which he puts her cremated ashes in a pepper mill and asks his guests to take a taste), he finds Pinky, a video-order bride from the Philippines. Young, slight and rambunctious, she will prove to be Buddy's match. But he won't know what he has taken on until Pinky cajoles him into letting some of her "relations" come to live at the hotel.</w:t>
+        <w:br/>
+        <w:t>HERE and there along the way, the narrator pops up in front of the projection screen of narrative, as if to counter the tale-spinning momentum with a bit of tonic verisimilitude. At one point, for instance, he strikes up a conversation with a distinguished older gentleman who turns out to be the noted critic and Henry James biographer Leon Edel, who really did live out his later years in Hawaii. Edel knows of the narrator and his work, and the two men's literary recognition is a strange, almost ethereal handclasp in the midst of so much shifting and shuddering "life." As in so many of Theroux's more recent books, we feel the uneasy but stimulating coexistence of realities thought to be mutually exclusive.</w:t>
+        <w:br/>
+        <w:t>The novel draws to its close when Buddy's much-assaulted health begins to fail. He is unbowed through most of his long decline, but eventually the end arrives. "The risk taker," our stricken narrator observes, "madly signaling for attention, is always preparing you for his death, and as time passes, this interminable anticlimax is more maddening than morbid. When death finally comes you just feel angry and want to blame the sadistic son of a bitch."</w:t>
+        <w:br/>
+        <w:t>Still, when Buddy dies an era ends, and his widow, upon taking over the hotel, immediately discloses her gold digger's soul. The narrator knows he must move on and does, repairing to a quiet bungalow and beginning to wrestle with the question of whether or not he can make his way back to writing. We sense that he will -- and that he'll write a book just like this one, weaving something vast and various from the exotically ordinary world he has been immersed in for so long.</w:t>
+        <w:br/>
+        <w:br/>
+        <w:t>http://www.nytimes.com</w:t>
         <w:br/>
         <w:br/>
         <w:t>Graphic</w:t>
@@ -75,7 +100,7 @@
         <w:br/>
         <w:t xml:space="preserve"> </w:t>
         <w:br/>
-        <w:t>Photo: J. Moki Cho, at the wheel, and Dion Basco in "Race the Sun." (Jason Boland/TriStar Pictures)</w:t>
+        <w:t>Drawing (Boris Kulikov)</w:t>
       </w:r>
     </w:p>
     <w:sectPr>
